--- a/重点股票/分析逻辑/重点股票跟踪分析逻辑白皮书_v3.0.docx
+++ b/重点股票/分析逻辑/重点股票跟踪分析逻辑白皮书_v3.0.docx
@@ -2,6 +2,20 @@
 <file path=word/document.xml><?xml version="1.0" encoding="utf-8"?>
 <w:document xmlns:wpc="http://schemas.microsoft.com/office/word/2010/wordprocessingCanvas" xmlns:mo="http://schemas.microsoft.com/office/mac/office/2008/main" xmlns:mc="http://schemas.openxmlformats.org/markup-compatibility/2006" xmlns:mv="urn:schemas-microsoft-com:mac:vml" xmlns:o="urn:schemas-microsoft-com:office:office" xmlns:r="http://schemas.openxmlformats.org/officeDocument/2006/relationships" xmlns:m="http://schemas.openxmlformats.org/officeDocument/2006/math" xmlns:v="urn:schemas-microsoft-com:vml" xmlns:wp14="http://schemas.microsoft.com/office/word/2010/wordprocessingDrawing" xmlns:wp="http://schemas.openxmlformats.org/drawingml/2006/wordprocessingDrawing" xmlns:w10="urn:schemas-microsoft-com:office:word" xmlns:w="http://schemas.openxmlformats.org/wordprocessingml/2006/main" xmlns:w14="http://schemas.microsoft.com/office/word/2010/wordml" xmlns:wpg="http://schemas.microsoft.com/office/word/2010/wordprocessingGroup" xmlns:wpi="http://schemas.microsoft.com/office/word/2010/wordprocessingInk" xmlns:wne="http://schemas.microsoft.com/office/word/2006/wordml" xmlns:wps="http://schemas.microsoft.com/office/word/2010/wordprocessingShape" mc:Ignorable="w14 wp14">
   <w:body>
+    <w:p>
+      <w:pPr>
+        <w:spacing w:after="240"/>
+      </w:pPr>
+      <w:r>
+        <w:rPr>
+          <w:rFonts w:ascii="Microsoft YaHei" w:hAnsi="Microsoft YaHei" w:eastAsia="Microsoft YaHei"/>
+          <w:b/>
+          <w:color w:val="1A1A2E"/>
+          <w:sz w:val="36"/>
+        </w:rPr>
+        <w:t>重点股票跟踪分析逻辑白皮书 v3.0</w:t>
+      </w:r>
+    </w:p>
     <w:p>
       <w:pPr>
         <w:pStyle w:val="Heading1"/>
@@ -136,7 +150,7 @@
           <w:color w:val="555555"/>
           <w:sz w:val="21"/>
         </w:rPr>
-        <w:t>：《每日荐股分析逻辑白皮书_v2.4》— 评分方法与参数体系可交叉引用；《模拟交易白皮书_v1.5》— 交易执行对接</w:t>
+        <w:t>：《每日荐股分析逻辑白皮书_v2.9》— 评分方法与参数体系可交叉引用；《模拟交易白皮书_v1.6》— 交易执行对接；《重点股票次日后评估白皮书_v1.4》— 后评估§6.8联动反馈</w:t>
         <w:br/>
       </w:r>
       <w:r>
@@ -157,7 +171,7 @@
           <w:color w:val="555555"/>
           <w:sz w:val="21"/>
         </w:rPr>
-        <w:t>：本文档所有指标已按《分析的规则红线 v1.10》§1.5 完成合规审计，详见各章节标注</w:t>
+        <w:t>：本文档所有指标已按《分析的规则红线 v1.14》§1.5 完成合规审计，详见各章节标注</w:t>
       </w:r>
     </w:p>
     <w:p>
@@ -319,6 +333,103 @@
                 <w:sz w:val="21"/>
               </w:rPr>
               <w:t>变更原因</w:t>
+            </w:r>
+          </w:p>
+        </w:tc>
+      </w:tr>
+      <w:tr>
+        <w:tc>
+          <w:tcPr>
+            <w:tcW w:type="dxa" w:w="1728"/>
+          </w:tcPr>
+          <w:p>
+            <w:pPr>
+              <w:spacing w:before="20" w:after="20"/>
+            </w:pPr>
+            <w:r/>
+            <w:r>
+              <w:rPr>
+                <w:rFonts w:ascii="Microsoft YaHei" w:hAnsi="Microsoft YaHei" w:eastAsia="Microsoft YaHei"/>
+                <w:b/>
+                <w:sz w:val="21"/>
+              </w:rPr>
+              <w:t>v3.1</w:t>
+            </w:r>
+          </w:p>
+        </w:tc>
+        <w:tc>
+          <w:tcPr>
+            <w:tcW w:type="dxa" w:w="1728"/>
+          </w:tcPr>
+          <w:p>
+            <w:pPr>
+              <w:spacing w:before="20" w:after="20"/>
+            </w:pPr>
+            <w:r/>
+            <w:r>
+              <w:rPr>
+                <w:rFonts w:ascii="Microsoft YaHei" w:hAnsi="Microsoft YaHei" w:eastAsia="Microsoft YaHei"/>
+                <w:b/>
+                <w:sz w:val="21"/>
+              </w:rPr>
+              <w:t>2026-05-23</w:t>
+            </w:r>
+          </w:p>
+        </w:tc>
+        <w:tc>
+          <w:tcPr>
+            <w:tcW w:type="dxa" w:w="1728"/>
+          </w:tcPr>
+          <w:p>
+            <w:pPr>
+              <w:spacing w:before="20" w:after="20"/>
+            </w:pPr>
+            <w:r/>
+            <w:r>
+              <w:rPr>
+                <w:rFonts w:ascii="Microsoft YaHei" w:hAnsi="Microsoft YaHei" w:eastAsia="Microsoft YaHei"/>
+                <w:b/>
+                <w:sz w:val="21"/>
+              </w:rPr>
+              <w:t>腰子+Alpha+Vega+Sentinel</w:t>
+            </w:r>
+          </w:p>
+        </w:tc>
+        <w:tc>
+          <w:tcPr>
+            <w:tcW w:type="dxa" w:w="1728"/>
+          </w:tcPr>
+          <w:p>
+            <w:pPr>
+              <w:spacing w:before="20" w:after="20"/>
+            </w:pPr>
+            <w:r/>
+            <w:r>
+              <w:rPr>
+                <w:rFonts w:ascii="Microsoft YaHei" w:hAnsi="Microsoft YaHei" w:eastAsia="Microsoft YaHei"/>
+                <w:b/>
+                <w:sz w:val="21"/>
+              </w:rPr>
+              <w:t>§5.2 新增后评估驱动的版本变更规则；§5.3 新增联动文档同步要求；关联文档新增后评估白皮书</w:t>
+            </w:r>
+          </w:p>
+        </w:tc>
+        <w:tc>
+          <w:tcPr>
+            <w:tcW w:type="dxa" w:w="1728"/>
+          </w:tcPr>
+          <w:p>
+            <w:pPr>
+              <w:spacing w:before="20" w:after="20"/>
+            </w:pPr>
+            <w:r/>
+            <w:r>
+              <w:rPr>
+                <w:rFonts w:ascii="Microsoft YaHei" w:hAnsi="Microsoft YaHei" w:eastAsia="Microsoft YaHei"/>
+                <w:b/>
+                <w:sz w:val="21"/>
+              </w:rPr>
+              <w:t>后评估§6.8建立了8条桥接机制(B1-B8)，分析逻辑白皮书需配套支持后评估驱动的持续优化</w:t>
             </w:r>
           </w:p>
         </w:tc>
@@ -18849,14 +18960,15 @@
         <w:tblLook w:firstColumn="1" w:firstRow="1" w:lastColumn="0" w:lastRow="0" w:noHBand="0" w:noVBand="1" w:val="04A0"/>
       </w:tblPr>
       <w:tblGrid>
-        <w:gridCol w:w="2880"/>
-        <w:gridCol w:w="2880"/>
-        <w:gridCol w:w="2880"/>
+        <w:gridCol w:w="2160"/>
+        <w:gridCol w:w="2160"/>
+        <w:gridCol w:w="2160"/>
+        <w:gridCol w:w="2160"/>
       </w:tblGrid>
       <w:tr>
         <w:tc>
           <w:tcPr>
-            <w:tcW w:type="dxa" w:w="2880"/>
+            <w:tcW w:type="dxa" w:w="2160"/>
             <w:shd w:fill="1A1A2E"/>
           </w:tcPr>
           <w:p>
@@ -18882,7 +18994,7 @@
         </w:tc>
         <w:tc>
           <w:tcPr>
-            <w:tcW w:type="dxa" w:w="2880"/>
+            <w:tcW w:type="dxa" w:w="2160"/>
             <w:shd w:fill="1A1A2E"/>
           </w:tcPr>
           <w:p>
@@ -18908,7 +19020,7 @@
         </w:tc>
         <w:tc>
           <w:tcPr>
-            <w:tcW w:type="dxa" w:w="2880"/>
+            <w:tcW w:type="dxa" w:w="2160"/>
             <w:shd w:fill="1A1A2E"/>
           </w:tcPr>
           <w:p>
@@ -18932,11 +19044,37 @@
             </w:r>
           </w:p>
         </w:tc>
+        <w:tc>
+          <w:tcPr>
+            <w:tcW w:type="dxa" w:w="2160"/>
+            <w:shd w:fill="1A1A2E"/>
+          </w:tcPr>
+          <w:p>
+            <w:pPr>
+              <w:spacing w:before="20" w:after="20"/>
+            </w:pPr>
+            <w:r>
+              <w:rPr>
+                <w:b/>
+                <w:color w:val="FFFFFF"/>
+              </w:rPr>
+            </w:r>
+            <w:r>
+              <w:rPr>
+                <w:rFonts w:ascii="Microsoft YaHei" w:hAnsi="Microsoft YaHei" w:eastAsia="Microsoft YaHei"/>
+                <w:b/>
+                <w:color w:val="FFFFFF"/>
+                <w:sz w:val="21"/>
+              </w:rPr>
+              <w:t>驱动来源</w:t>
+            </w:r>
+          </w:p>
+        </w:tc>
       </w:tr>
       <w:tr>
         <w:tc>
           <w:tcPr>
-            <w:tcW w:type="dxa" w:w="2880"/>
+            <w:tcW w:type="dxa" w:w="2160"/>
           </w:tcPr>
           <w:p>
             <w:pPr>
@@ -18955,7 +19093,7 @@
         </w:tc>
         <w:tc>
           <w:tcPr>
-            <w:tcW w:type="dxa" w:w="2880"/>
+            <w:tcW w:type="dxa" w:w="2160"/>
           </w:tcPr>
           <w:p>
             <w:pPr>
@@ -18974,7 +19112,7 @@
         </w:tc>
         <w:tc>
           <w:tcPr>
-            <w:tcW w:type="dxa" w:w="2880"/>
+            <w:tcW w:type="dxa" w:w="2160"/>
           </w:tcPr>
           <w:p>
             <w:pPr>
@@ -18988,6 +19126,25 @@
                 <w:sz w:val="21"/>
               </w:rPr>
               <w:t>AI自动</w:t>
+            </w:r>
+          </w:p>
+        </w:tc>
+        <w:tc>
+          <w:tcPr>
+            <w:tcW w:type="dxa" w:w="2160"/>
+          </w:tcPr>
+          <w:p>
+            <w:pPr>
+              <w:spacing w:before="20" w:after="20"/>
+            </w:pPr>
+            <w:r/>
+            <w:r>
+              <w:rPr>
+                <w:rFonts w:ascii="Microsoft YaHei" w:hAnsi="Microsoft YaHei" w:eastAsia="Microsoft YaHei"/>
+                <w:b w:val="0"/>
+                <w:sz w:val="21"/>
+              </w:rPr>
+              <w:t>后评估 B2/B4/B5 信号级校准</w:t>
             </w:r>
           </w:p>
         </w:tc>
@@ -18995,58 +19152,85 @@
       <w:tr>
         <w:tc>
           <w:tcPr>
-            <w:tcW w:type="dxa" w:w="2880"/>
-          </w:tcPr>
-          <w:p>
-            <w:pPr>
-              <w:spacing w:before="20" w:after="20"/>
-            </w:pPr>
-            <w:r/>
-            <w:r>
-              <w:rPr>
-                <w:rFonts w:ascii="Microsoft YaHei" w:hAnsi="Microsoft YaHei" w:eastAsia="Microsoft YaHei"/>
-                <w:b w:val="0"/>
-                <w:sz w:val="21"/>
-              </w:rPr>
-              <w:t>新增/移除分析维度</w:t>
-            </w:r>
-          </w:p>
-        </w:tc>
-        <w:tc>
-          <w:tcPr>
-            <w:tcW w:type="dxa" w:w="2880"/>
-          </w:tcPr>
-          <w:p>
-            <w:pPr>
-              <w:spacing w:before="20" w:after="20"/>
-            </w:pPr>
-            <w:r/>
-            <w:r>
-              <w:rPr>
-                <w:rFonts w:ascii="Microsoft YaHei" w:hAnsi="Microsoft YaHei" w:eastAsia="Microsoft YaHei"/>
-                <w:b w:val="0"/>
-                <w:sz w:val="21"/>
-              </w:rPr>
-              <w:t>v1.x→v1.(x+1)</w:t>
-            </w:r>
-          </w:p>
-        </w:tc>
-        <w:tc>
-          <w:tcPr>
-            <w:tcW w:type="dxa" w:w="2880"/>
-          </w:tcPr>
-          <w:p>
-            <w:pPr>
-              <w:spacing w:before="20" w:after="20"/>
-            </w:pPr>
-            <w:r/>
-            <w:r>
-              <w:rPr>
-                <w:rFonts w:ascii="Microsoft YaHei" w:hAnsi="Microsoft YaHei" w:eastAsia="Microsoft YaHei"/>
-                <w:b w:val="0"/>
-                <w:sz w:val="21"/>
-              </w:rPr>
-              <w:t>人工确认</w:t>
+            <w:tcW w:type="dxa" w:w="2160"/>
+          </w:tcPr>
+          <w:p>
+            <w:pPr>
+              <w:spacing w:before="20" w:after="20"/>
+            </w:pPr>
+            <w:r/>
+            <w:r>
+              <w:rPr>
+                <w:rFonts w:ascii="Microsoft YaHei" w:hAnsi="Microsoft YaHei" w:eastAsia="Microsoft YaHei"/>
+                <w:b/>
+                <w:sz w:val="21"/>
+              </w:rPr>
+              <w:t>后评估驱动的小版本变更</w:t>
+            </w:r>
+            <w:r>
+              <w:rPr>
+                <w:rFonts w:ascii="Microsoft YaHei" w:hAnsi="Microsoft YaHei" w:eastAsia="Microsoft YaHei"/>
+                <w:b w:val="0"/>
+                <w:sz w:val="21"/>
+              </w:rPr>
+              <w:t>（权重微调、阈值校准、裁决规则增补）</w:t>
+            </w:r>
+          </w:p>
+        </w:tc>
+        <w:tc>
+          <w:tcPr>
+            <w:tcW w:type="dxa" w:w="2160"/>
+          </w:tcPr>
+          <w:p>
+            <w:pPr>
+              <w:spacing w:before="20" w:after="20"/>
+            </w:pPr>
+            <w:r/>
+            <w:r>
+              <w:rPr>
+                <w:rFonts w:ascii="Microsoft YaHei" w:hAnsi="Microsoft YaHei" w:eastAsia="Microsoft YaHei"/>
+                <w:b/>
+                <w:sz w:val="21"/>
+              </w:rPr>
+              <w:t>不升版本</w:t>
+            </w:r>
+          </w:p>
+        </w:tc>
+        <w:tc>
+          <w:tcPr>
+            <w:tcW w:type="dxa" w:w="2160"/>
+          </w:tcPr>
+          <w:p>
+            <w:pPr>
+              <w:spacing w:before="20" w:after="20"/>
+            </w:pPr>
+            <w:r/>
+            <w:r>
+              <w:rPr>
+                <w:rFonts w:ascii="Microsoft YaHei" w:hAnsi="Microsoft YaHei" w:eastAsia="Microsoft YaHei"/>
+                <w:b/>
+                <w:sz w:val="21"/>
+              </w:rPr>
+              <w:t>腰子确认后 AI 自动执行</w:t>
+            </w:r>
+          </w:p>
+        </w:tc>
+        <w:tc>
+          <w:tcPr>
+            <w:tcW w:type="dxa" w:w="2160"/>
+          </w:tcPr>
+          <w:p>
+            <w:pPr>
+              <w:spacing w:before="20" w:after="20"/>
+            </w:pPr>
+            <w:r/>
+            <w:r>
+              <w:rPr>
+                <w:rFonts w:ascii="Microsoft YaHei" w:hAnsi="Microsoft YaHei" w:eastAsia="Microsoft YaHei"/>
+                <w:b/>
+                <w:sz w:val="21"/>
+              </w:rPr>
+              <w:t>后评估 §6.8 桥接触发</w:t>
             </w:r>
           </w:p>
         </w:tc>
@@ -19054,7 +19238,85 @@
       <w:tr>
         <w:tc>
           <w:tcPr>
-            <w:tcW w:type="dxa" w:w="2880"/>
+            <w:tcW w:type="dxa" w:w="2160"/>
+          </w:tcPr>
+          <w:p>
+            <w:pPr>
+              <w:spacing w:before="20" w:after="20"/>
+            </w:pPr>
+            <w:r/>
+            <w:r>
+              <w:rPr>
+                <w:rFonts w:ascii="Microsoft YaHei" w:hAnsi="Microsoft YaHei" w:eastAsia="Microsoft YaHei"/>
+                <w:b w:val="0"/>
+                <w:sz w:val="21"/>
+              </w:rPr>
+              <w:t>新增/移除分析维度</w:t>
+            </w:r>
+          </w:p>
+        </w:tc>
+        <w:tc>
+          <w:tcPr>
+            <w:tcW w:type="dxa" w:w="2160"/>
+          </w:tcPr>
+          <w:p>
+            <w:pPr>
+              <w:spacing w:before="20" w:after="20"/>
+            </w:pPr>
+            <w:r/>
+            <w:r>
+              <w:rPr>
+                <w:rFonts w:ascii="Microsoft YaHei" w:hAnsi="Microsoft YaHei" w:eastAsia="Microsoft YaHei"/>
+                <w:b w:val="0"/>
+                <w:sz w:val="21"/>
+              </w:rPr>
+              <w:t>v1.x→v1.(x+1)</w:t>
+            </w:r>
+          </w:p>
+        </w:tc>
+        <w:tc>
+          <w:tcPr>
+            <w:tcW w:type="dxa" w:w="2160"/>
+          </w:tcPr>
+          <w:p>
+            <w:pPr>
+              <w:spacing w:before="20" w:after="20"/>
+            </w:pPr>
+            <w:r/>
+            <w:r>
+              <w:rPr>
+                <w:rFonts w:ascii="Microsoft YaHei" w:hAnsi="Microsoft YaHei" w:eastAsia="Microsoft YaHei"/>
+                <w:b w:val="0"/>
+                <w:sz w:val="21"/>
+              </w:rPr>
+              <w:t>人工确认</w:t>
+            </w:r>
+          </w:p>
+        </w:tc>
+        <w:tc>
+          <w:tcPr>
+            <w:tcW w:type="dxa" w:w="2160"/>
+          </w:tcPr>
+          <w:p>
+            <w:pPr>
+              <w:spacing w:before="20" w:after="20"/>
+            </w:pPr>
+            <w:r/>
+            <w:r>
+              <w:rPr>
+                <w:rFonts w:ascii="Microsoft YaHei" w:hAnsi="Microsoft YaHei" w:eastAsia="Microsoft YaHei"/>
+                <w:b w:val="0"/>
+                <w:sz w:val="21"/>
+              </w:rPr>
+              <w:t>后评估 B1 权重审查 + 人工决策</w:t>
+            </w:r>
+          </w:p>
+        </w:tc>
+      </w:tr>
+      <w:tr>
+        <w:tc>
+          <w:tcPr>
+            <w:tcW w:type="dxa" w:w="2160"/>
           </w:tcPr>
           <w:p>
             <w:pPr>
@@ -19073,7 +19335,7 @@
         </w:tc>
         <w:tc>
           <w:tcPr>
-            <w:tcW w:type="dxa" w:w="2880"/>
+            <w:tcW w:type="dxa" w:w="2160"/>
           </w:tcPr>
           <w:p>
             <w:pPr>
@@ -19092,7 +19354,7 @@
         </w:tc>
         <w:tc>
           <w:tcPr>
-            <w:tcW w:type="dxa" w:w="2880"/>
+            <w:tcW w:type="dxa" w:w="2160"/>
           </w:tcPr>
           <w:p>
             <w:pPr>
@@ -19106,6 +19368,25 @@
                 <w:sz w:val="21"/>
               </w:rPr>
               <w:t>人工审核</w:t>
+            </w:r>
+          </w:p>
+        </w:tc>
+        <w:tc>
+          <w:tcPr>
+            <w:tcW w:type="dxa" w:w="2160"/>
+          </w:tcPr>
+          <w:p>
+            <w:pPr>
+              <w:spacing w:before="20" w:after="20"/>
+            </w:pPr>
+            <w:r/>
+            <w:r>
+              <w:rPr>
+                <w:rFonts w:ascii="Microsoft YaHei" w:hAnsi="Microsoft YaHei" w:eastAsia="Microsoft YaHei"/>
+                <w:b w:val="0"/>
+                <w:sz w:val="21"/>
+              </w:rPr>
+              <w:t>后评估 P0 全面审查 + 团队决策</w:t>
             </w:r>
           </w:p>
         </w:tc>
@@ -19115,6 +19396,32 @@
       <w:pPr>
         <w:spacing w:after="40"/>
       </w:pPr>
+    </w:p>
+    <w:p>
+      <w:pPr>
+        <w:spacing w:after="80" w:before="80"/>
+        <w:ind w:left="567"/>
+      </w:pPr>
+      <w:r>
+        <w:rPr>
+          <w:rFonts w:ascii="Microsoft YaHei" w:hAnsi="Microsoft YaHei" w:eastAsia="Microsoft YaHei"/>
+          <w:b/>
+          <w:i/>
+          <w:color w:val="555555"/>
+          <w:sz w:val="21"/>
+        </w:rPr>
+        <w:t>v3.1 新增</w:t>
+      </w:r>
+      <w:r>
+        <w:rPr>
+          <w:rFonts w:ascii="Microsoft YaHei" w:hAnsi="Microsoft YaHei" w:eastAsia="Microsoft YaHei"/>
+          <w:b w:val="0"/>
+          <w:i/>
+          <w:color w:val="555555"/>
+          <w:sz w:val="21"/>
+        </w:rPr>
+        <w:t>：后评估驱动的小版本变更。当后评估 §6.8 任一条桥接触发条件满足且通过 Alpha/Vega/Sentinel 三方审查后，由腰子确认执行。变更幅度在 Vega 安全边界内（单次 ≤ ±30%，间隔 ≥ 20 个交易日）时可自动执行，不升版本号但须写入 CHANGELOG。权重/信号/裁决规则的每次微调都在 CHANGELOG 中留下证据链（触发条件 + 数据证据 + 审核意见），确保"不升版本但不黑箱"。</w:t>
+      </w:r>
     </w:p>
     <w:p>
       <w:pPr>
@@ -19164,6 +19471,61 @@
           <w:sz w:val="18"/>
         </w:rPr>
         <w:t>C:\Users\34269\Documents\Claude\股票分析\规则红线\文档版本索引.md</w:t>
+      </w:r>
+    </w:p>
+    <w:p>
+      <w:pPr>
+        <w:pStyle w:val="ListNumber"/>
+      </w:pPr>
+      <w:r>
+        <w:rPr>
+          <w:rFonts w:ascii="Microsoft YaHei" w:hAnsi="Microsoft YaHei" w:eastAsia="Microsoft YaHei"/>
+          <w:b/>
+          <w:sz w:val="21"/>
+        </w:rPr>
+        <w:t>（v3.1 新增）后评估联动日志</w:t>
+      </w:r>
+      <w:r>
+        <w:rPr>
+          <w:rFonts w:ascii="Microsoft YaHei" w:hAnsi="Microsoft YaHei" w:eastAsia="Microsoft YaHei"/>
+          <w:b w:val="0"/>
+          <w:sz w:val="21"/>
+        </w:rPr>
+        <w:t xml:space="preserve"> </w:t>
+      </w:r>
+      <w:r>
+        <w:rPr>
+          <w:rFonts w:ascii="Consolas" w:hAnsi="Consolas" w:eastAsia="Consolas"/>
+          <w:b w:val="0"/>
+          <w:color w:val="E74C3C"/>
+          <w:sz w:val="18"/>
+        </w:rPr>
+        <w:t>C:\Users\34269\Documents\Claude\股票分析\重点股票\次日评估\逻辑积累\联动日志\分析逻辑联动建议.json</w:t>
+      </w:r>
+      <w:r>
+        <w:rPr>
+          <w:rFonts w:ascii="Microsoft YaHei" w:hAnsi="Microsoft YaHei" w:eastAsia="Microsoft YaHei"/>
+          <w:b w:val="0"/>
+          <w:sz w:val="21"/>
+        </w:rPr>
+        <w:t xml:space="preserve"> — 若变更为后评估驱动，须回写联动建议的 </w:t>
+      </w:r>
+      <w:r>
+        <w:rPr>
+          <w:rFonts w:ascii="Consolas" w:hAnsi="Consolas" w:eastAsia="Consolas"/>
+          <w:b w:val="0"/>
+          <w:color w:val="E74C3C"/>
+          <w:sz w:val="18"/>
+        </w:rPr>
+        <w:t>implementation</w:t>
+      </w:r>
+      <w:r>
+        <w:rPr>
+          <w:rFonts w:ascii="Microsoft YaHei" w:hAnsi="Microsoft YaHei" w:eastAsia="Microsoft YaHei"/>
+          <w:b w:val="0"/>
+          <w:sz w:val="21"/>
+        </w:rPr>
+        <w:t xml:space="preserve"> 字段</w:t>
       </w:r>
     </w:p>
     <w:p>
